--- a/NguyenXuanChuc_22707281_lab3_node_express_ejs_dynamodb/NguyenXuanChuc_22707281_MinhChung_Lab03.docx
+++ b/NguyenXuanChuc_22707281_lab3_node_express_ejs_dynamodb/NguyenXuanChuc_22707281_MinhChung_Lab03.docx
@@ -24,35 +24,25 @@
       <w:pPr>
         <w:rPr>
           <w:b/>
+          <w:sz w:val="32"/>
+          <w:szCs w:val="32"/>
+        </w:rPr>
+      </w:pPr>
+    </w:p>
+    <w:p>
+      <w:pPr>
+        <w:rPr>
+          <w:b/>
           <w:sz w:val="26"/>
           <w:szCs w:val="26"/>
         </w:rPr>
       </w:pPr>
-    </w:p>
-    <w:p>
-      <w:pPr>
-        <w:jc w:val="center"/>
-        <w:rPr>
-          <w:b/>
-          <w:sz w:val="32"/>
-          <w:szCs w:val="32"/>
-        </w:rPr>
-      </w:pPr>
-    </w:p>
-    <w:p>
-      <w:pPr>
+      <w:r>
         <w:rPr>
           <w:b/>
           <w:sz w:val="26"/>
           <w:szCs w:val="26"/>
         </w:rPr>
-      </w:pPr>
-      <w:r>
-        <w:rPr>
-          <w:b/>
-          <w:sz w:val="26"/>
-          <w:szCs w:val="26"/>
-        </w:rPr>
         <w:t>Project:</w:t>
       </w:r>
     </w:p>
@@ -67,10 +57,10 @@
       <w:r>
         <w:rPr>
           <w:b/>
-          <w:sz w:val="32"/>
-          <w:szCs w:val="32"/>
-        </w:rPr>
-        <w:lastRenderedPageBreak/>
+          <w:noProof/>
+          <w:sz w:val="32"/>
+          <w:szCs w:val="32"/>
+        </w:rPr>
         <w:drawing>
           <wp:inline distT="0" distB="0" distL="0" distR="0" wp14:anchorId="61A2CE71" wp14:editId="56D3D5B9">
             <wp:extent cx="5943600" cy="3343275"/>
@@ -118,6 +108,7 @@
       <w:r>
         <w:rPr>
           <w:b/>
+          <w:noProof/>
           <w:sz w:val="32"/>
           <w:szCs w:val="32"/>
         </w:rPr>
@@ -199,7 +190,6 @@
           <w:sz w:val="32"/>
           <w:szCs w:val="32"/>
         </w:rPr>
-        <w:lastRenderedPageBreak/>
         <w:t>Thêm sản phẩm:</w:t>
       </w:r>
       <w:r>
@@ -213,6 +203,7 @@
       <w:r>
         <w:rPr>
           <w:b/>
+          <w:noProof/>
           <w:sz w:val="32"/>
           <w:szCs w:val="32"/>
         </w:rPr>
@@ -265,6 +256,7 @@
       <w:r>
         <w:rPr>
           <w:b/>
+          <w:noProof/>
           <w:sz w:val="32"/>
           <w:szCs w:val="32"/>
         </w:rPr>
@@ -307,6 +299,7 @@
     </w:p>
     <w:p>
       <w:pPr>
+        <w:jc w:val="center"/>
         <w:rPr>
           <w:b/>
           <w:sz w:val="32"/>
@@ -320,19 +313,11 @@
           <w:szCs w:val="32"/>
         </w:rPr>
         <w:lastRenderedPageBreak/>
-        <w:t>Cập nhật sản phẩm:</w:t>
-      </w:r>
-      <w:r>
-        <w:rPr>
-          <w:b/>
-          <w:sz w:val="32"/>
-          <w:szCs w:val="32"/>
-        </w:rPr>
         <w:drawing>
-          <wp:inline distT="0" distB="0" distL="0" distR="0" wp14:anchorId="14330CC7" wp14:editId="6F8CD093">
+          <wp:inline distT="0" distB="0" distL="0" distR="0" wp14:anchorId="6EB4D5F5" wp14:editId="05F85109">
             <wp:extent cx="5943600" cy="3343275"/>
             <wp:effectExtent l="0" t="0" r="0" b="9525"/>
-            <wp:docPr id="4" name="Picture 4"/>
+            <wp:docPr id="7" name="Picture 7"/>
             <wp:cNvGraphicFramePr>
               <a:graphicFrameLocks xmlns:a="http://schemas.openxmlformats.org/drawingml/2006/main" noChangeAspect="1"/>
             </wp:cNvGraphicFramePr>
@@ -367,6 +352,119 @@
     </w:p>
     <w:p>
       <w:pPr>
+        <w:jc w:val="center"/>
+        <w:rPr>
+          <w:b/>
+          <w:sz w:val="32"/>
+          <w:szCs w:val="32"/>
+        </w:rPr>
+      </w:pPr>
+      <w:r>
+        <w:rPr>
+          <w:b/>
+          <w:sz w:val="32"/>
+          <w:szCs w:val="32"/>
+        </w:rPr>
+        <w:drawing>
+          <wp:inline distT="0" distB="0" distL="0" distR="0" wp14:anchorId="2E62FB57" wp14:editId="1F6BA3AE">
+            <wp:extent cx="5943600" cy="3343275"/>
+            <wp:effectExtent l="0" t="0" r="0" b="9525"/>
+            <wp:docPr id="8" name="Picture 8"/>
+            <wp:cNvGraphicFramePr>
+              <a:graphicFrameLocks xmlns:a="http://schemas.openxmlformats.org/drawingml/2006/main" noChangeAspect="1"/>
+            </wp:cNvGraphicFramePr>
+            <a:graphic xmlns:a="http://schemas.openxmlformats.org/drawingml/2006/main">
+              <a:graphicData uri="http://schemas.openxmlformats.org/drawingml/2006/picture">
+                <pic:pic xmlns:pic="http://schemas.openxmlformats.org/drawingml/2006/picture">
+                  <pic:nvPicPr>
+                    <pic:cNvPr id="1" name=""/>
+                    <pic:cNvPicPr/>
+                  </pic:nvPicPr>
+                  <pic:blipFill>
+                    <a:blip r:embed="rId9"/>
+                    <a:stretch>
+                      <a:fillRect/>
+                    </a:stretch>
+                  </pic:blipFill>
+                  <pic:spPr>
+                    <a:xfrm>
+                      <a:off x="0" y="0"/>
+                      <a:ext cx="5943600" cy="3343275"/>
+                    </a:xfrm>
+                    <a:prstGeom prst="rect">
+                      <a:avLst/>
+                    </a:prstGeom>
+                  </pic:spPr>
+                </pic:pic>
+              </a:graphicData>
+            </a:graphic>
+          </wp:inline>
+        </w:drawing>
+      </w:r>
+    </w:p>
+    <w:p>
+      <w:pPr>
+        <w:rPr>
+          <w:b/>
+          <w:sz w:val="32"/>
+          <w:szCs w:val="32"/>
+        </w:rPr>
+      </w:pPr>
+      <w:r>
+        <w:rPr>
+          <w:b/>
+          <w:sz w:val="32"/>
+          <w:szCs w:val="32"/>
+        </w:rPr>
+        <w:lastRenderedPageBreak/>
+        <w:t>Cập nhật sản phẩm:</w:t>
+      </w:r>
+      <w:r>
+        <w:rPr>
+          <w:b/>
+          <w:noProof/>
+          <w:sz w:val="32"/>
+          <w:szCs w:val="32"/>
+        </w:rPr>
+        <w:drawing>
+          <wp:inline distT="0" distB="0" distL="0" distR="0" wp14:anchorId="14330CC7" wp14:editId="6F8CD093">
+            <wp:extent cx="5943600" cy="3343275"/>
+            <wp:effectExtent l="0" t="0" r="0" b="9525"/>
+            <wp:docPr id="4" name="Picture 4"/>
+            <wp:cNvGraphicFramePr>
+              <a:graphicFrameLocks xmlns:a="http://schemas.openxmlformats.org/drawingml/2006/main" noChangeAspect="1"/>
+            </wp:cNvGraphicFramePr>
+            <a:graphic xmlns:a="http://schemas.openxmlformats.org/drawingml/2006/main">
+              <a:graphicData uri="http://schemas.openxmlformats.org/drawingml/2006/picture">
+                <pic:pic xmlns:pic="http://schemas.openxmlformats.org/drawingml/2006/picture">
+                  <pic:nvPicPr>
+                    <pic:cNvPr id="1" name=""/>
+                    <pic:cNvPicPr/>
+                  </pic:nvPicPr>
+                  <pic:blipFill>
+                    <a:blip r:embed="rId10"/>
+                    <a:stretch>
+                      <a:fillRect/>
+                    </a:stretch>
+                  </pic:blipFill>
+                  <pic:spPr>
+                    <a:xfrm>
+                      <a:off x="0" y="0"/>
+                      <a:ext cx="5943600" cy="3343275"/>
+                    </a:xfrm>
+                    <a:prstGeom prst="rect">
+                      <a:avLst/>
+                    </a:prstGeom>
+                  </pic:spPr>
+                </pic:pic>
+              </a:graphicData>
+            </a:graphic>
+          </wp:inline>
+        </w:drawing>
+      </w:r>
+    </w:p>
+    <w:p>
+      <w:pPr>
         <w:rPr>
           <w:b/>
           <w:sz w:val="32"/>
@@ -381,20 +479,19 @@
         </w:rPr>
         <w:t>Xóa sản phẩm:</w:t>
       </w:r>
-      <w:bookmarkStart w:id="0" w:name="_GoBack"/>
-      <w:bookmarkEnd w:id="0"/>
-    </w:p>
-    <w:p>
-      <w:pPr>
-        <w:rPr>
-          <w:b/>
-          <w:sz w:val="32"/>
-          <w:szCs w:val="32"/>
-        </w:rPr>
-      </w:pPr>
-      <w:r>
-        <w:rPr>
-          <w:b/>
+    </w:p>
+    <w:p>
+      <w:pPr>
+        <w:rPr>
+          <w:b/>
+          <w:sz w:val="32"/>
+          <w:szCs w:val="32"/>
+        </w:rPr>
+      </w:pPr>
+      <w:r>
+        <w:rPr>
+          <w:b/>
+          <w:noProof/>
           <w:sz w:val="32"/>
           <w:szCs w:val="32"/>
         </w:rPr>
@@ -414,7 +511,205 @@
                     <pic:cNvPicPr/>
                   </pic:nvPicPr>
                   <pic:blipFill>
-                    <a:blip r:embed="rId9"/>
+                    <a:blip r:embed="rId11"/>
+                    <a:stretch>
+                      <a:fillRect/>
+                    </a:stretch>
+                  </pic:blipFill>
+                  <pic:spPr>
+                    <a:xfrm>
+                      <a:off x="0" y="0"/>
+                      <a:ext cx="5943600" cy="3343275"/>
+                    </a:xfrm>
+                    <a:prstGeom prst="rect">
+                      <a:avLst/>
+                    </a:prstGeom>
+                  </pic:spPr>
+                </pic:pic>
+              </a:graphicData>
+            </a:graphic>
+          </wp:inline>
+        </w:drawing>
+      </w:r>
+    </w:p>
+    <w:p>
+      <w:pPr>
+        <w:rPr>
+          <w:b/>
+          <w:sz w:val="32"/>
+          <w:szCs w:val="32"/>
+        </w:rPr>
+      </w:pPr>
+      <w:r>
+        <w:rPr>
+          <w:b/>
+          <w:sz w:val="32"/>
+          <w:szCs w:val="32"/>
+        </w:rPr>
+        <w:t>Deploy EC2:</w:t>
+      </w:r>
+    </w:p>
+    <w:p>
+      <w:pPr>
+        <w:rPr>
+          <w:b/>
+          <w:sz w:val="32"/>
+          <w:szCs w:val="32"/>
+        </w:rPr>
+      </w:pPr>
+      <w:r>
+        <w:rPr>
+          <w:b/>
+          <w:sz w:val="32"/>
+          <w:szCs w:val="32"/>
+        </w:rPr>
+        <w:lastRenderedPageBreak/>
+        <w:drawing>
+          <wp:inline distT="0" distB="0" distL="0" distR="0" wp14:anchorId="1E6A39D8" wp14:editId="68A90D71">
+            <wp:extent cx="5943600" cy="3343275"/>
+            <wp:effectExtent l="0" t="0" r="0" b="9525"/>
+            <wp:docPr id="9" name="Picture 9"/>
+            <wp:cNvGraphicFramePr>
+              <a:graphicFrameLocks xmlns:a="http://schemas.openxmlformats.org/drawingml/2006/main" noChangeAspect="1"/>
+            </wp:cNvGraphicFramePr>
+            <a:graphic xmlns:a="http://schemas.openxmlformats.org/drawingml/2006/main">
+              <a:graphicData uri="http://schemas.openxmlformats.org/drawingml/2006/picture">
+                <pic:pic xmlns:pic="http://schemas.openxmlformats.org/drawingml/2006/picture">
+                  <pic:nvPicPr>
+                    <pic:cNvPr id="1" name=""/>
+                    <pic:cNvPicPr/>
+                  </pic:nvPicPr>
+                  <pic:blipFill>
+                    <a:blip r:embed="rId12"/>
+                    <a:stretch>
+                      <a:fillRect/>
+                    </a:stretch>
+                  </pic:blipFill>
+                  <pic:spPr>
+                    <a:xfrm>
+                      <a:off x="0" y="0"/>
+                      <a:ext cx="5943600" cy="3343275"/>
+                    </a:xfrm>
+                    <a:prstGeom prst="rect">
+                      <a:avLst/>
+                    </a:prstGeom>
+                  </pic:spPr>
+                </pic:pic>
+              </a:graphicData>
+            </a:graphic>
+          </wp:inline>
+        </w:drawing>
+      </w:r>
+    </w:p>
+    <w:p>
+      <w:r>
+        <w:rPr>
+          <w:b/>
+          <w:sz w:val="32"/>
+          <w:szCs w:val="32"/>
+        </w:rPr>
+        <w:drawing>
+          <wp:inline distT="0" distB="0" distL="0" distR="0" wp14:anchorId="5B8D51B3" wp14:editId="09CE860C">
+            <wp:extent cx="5943600" cy="3343275"/>
+            <wp:effectExtent l="0" t="0" r="0" b="9525"/>
+            <wp:docPr id="10" name="Picture 10"/>
+            <wp:cNvGraphicFramePr>
+              <a:graphicFrameLocks xmlns:a="http://schemas.openxmlformats.org/drawingml/2006/main" noChangeAspect="1"/>
+            </wp:cNvGraphicFramePr>
+            <a:graphic xmlns:a="http://schemas.openxmlformats.org/drawingml/2006/main">
+              <a:graphicData uri="http://schemas.openxmlformats.org/drawingml/2006/picture">
+                <pic:pic xmlns:pic="http://schemas.openxmlformats.org/drawingml/2006/picture">
+                  <pic:nvPicPr>
+                    <pic:cNvPr id="1" name=""/>
+                    <pic:cNvPicPr/>
+                  </pic:nvPicPr>
+                  <pic:blipFill>
+                    <a:blip r:embed="rId13"/>
+                    <a:stretch>
+                      <a:fillRect/>
+                    </a:stretch>
+                  </pic:blipFill>
+                  <pic:spPr>
+                    <a:xfrm>
+                      <a:off x="0" y="0"/>
+                      <a:ext cx="5943600" cy="3343275"/>
+                    </a:xfrm>
+                    <a:prstGeom prst="rect">
+                      <a:avLst/>
+                    </a:prstGeom>
+                  </pic:spPr>
+                </pic:pic>
+              </a:graphicData>
+            </a:graphic>
+          </wp:inline>
+        </w:drawing>
+      </w:r>
+    </w:p>
+    <w:p/>
+    <w:p/>
+    <w:p/>
+    <w:p/>
+    <w:p/>
+    <w:p>
+      <w:r>
+        <w:drawing>
+          <wp:inline distT="0" distB="0" distL="0" distR="0" wp14:anchorId="14398ADC" wp14:editId="12E026D1">
+            <wp:extent cx="5943600" cy="3343275"/>
+            <wp:effectExtent l="0" t="0" r="0" b="9525"/>
+            <wp:docPr id="12" name="Picture 12"/>
+            <wp:cNvGraphicFramePr>
+              <a:graphicFrameLocks xmlns:a="http://schemas.openxmlformats.org/drawingml/2006/main" noChangeAspect="1"/>
+            </wp:cNvGraphicFramePr>
+            <a:graphic xmlns:a="http://schemas.openxmlformats.org/drawingml/2006/main">
+              <a:graphicData uri="http://schemas.openxmlformats.org/drawingml/2006/picture">
+                <pic:pic xmlns:pic="http://schemas.openxmlformats.org/drawingml/2006/picture">
+                  <pic:nvPicPr>
+                    <pic:cNvPr id="1" name=""/>
+                    <pic:cNvPicPr/>
+                  </pic:nvPicPr>
+                  <pic:blipFill>
+                    <a:blip r:embed="rId14"/>
+                    <a:stretch>
+                      <a:fillRect/>
+                    </a:stretch>
+                  </pic:blipFill>
+                  <pic:spPr>
+                    <a:xfrm>
+                      <a:off x="0" y="0"/>
+                      <a:ext cx="5943600" cy="3343275"/>
+                    </a:xfrm>
+                    <a:prstGeom prst="rect">
+                      <a:avLst/>
+                    </a:prstGeom>
+                  </pic:spPr>
+                </pic:pic>
+              </a:graphicData>
+            </a:graphic>
+          </wp:inline>
+        </w:drawing>
+      </w:r>
+      <w:bookmarkStart w:id="0" w:name="_GoBack"/>
+      <w:bookmarkEnd w:id="0"/>
+    </w:p>
+    <w:p>
+      <w:r>
+        <w:drawing>
+          <wp:inline distT="0" distB="0" distL="0" distR="0" wp14:anchorId="0AED7E6D" wp14:editId="6A81EBE4">
+            <wp:extent cx="5943600" cy="3343275"/>
+            <wp:effectExtent l="0" t="0" r="0" b="9525"/>
+            <wp:docPr id="11" name="Picture 11"/>
+            <wp:cNvGraphicFramePr>
+              <a:graphicFrameLocks xmlns:a="http://schemas.openxmlformats.org/drawingml/2006/main" noChangeAspect="1"/>
+            </wp:cNvGraphicFramePr>
+            <a:graphic xmlns:a="http://schemas.openxmlformats.org/drawingml/2006/main">
+              <a:graphicData uri="http://schemas.openxmlformats.org/drawingml/2006/picture">
+                <pic:pic xmlns:pic="http://schemas.openxmlformats.org/drawingml/2006/picture">
+                  <pic:nvPicPr>
+                    <pic:cNvPr id="1" name=""/>
+                    <pic:cNvPicPr/>
+                  </pic:nvPicPr>
+                  <pic:blipFill>
+                    <a:blip r:embed="rId15"/>
                     <a:stretch>
                       <a:fillRect/>
                     </a:stretch>
@@ -846,7 +1141,6 @@
   <w:style w:type="character" w:default="1" w:styleId="DefaultParagraphFont">
     <w:name w:val="Default Paragraph Font"/>
     <w:uiPriority w:val="1"/>
-    <w:semiHidden/>
     <w:unhideWhenUsed/>
   </w:style>
   <w:style w:type="table" w:default="1" w:styleId="TableNormal">
